--- a/cortexskills/deliverables/Guide_Installation_Runtime_Editor_Linux_Windows_CortexSkills_FR.docx
+++ b/cortexskills/deliverables/Guide_Installation_Runtime_Editor_Linux_Windows_CortexSkills_FR.docx
@@ -225,7 +225,7 @@
             </w:rPr>
             <w:fldChar w:fldCharType="separate"/>
           </w:r>
-          <w:hyperlink w:anchor="__RefHeading___Toc2408_645963790">
+          <w:hyperlink w:anchor="__RefHeading___Toc6399_3952465195">
             <w:r>
               <w:rPr>
                 <w:rStyle w:val="IndexLink"/>
@@ -245,7 +245,7 @@
             </w:tabs>
             <w:rPr/>
           </w:pPr>
-          <w:hyperlink w:anchor="__RefHeading___Toc2410_645963790">
+          <w:hyperlink w:anchor="__RefHeading___Toc6401_3952465195">
             <w:r>
               <w:rPr>
                 <w:rStyle w:val="IndexLink"/>
@@ -265,7 +265,7 @@
             </w:tabs>
             <w:rPr/>
           </w:pPr>
-          <w:hyperlink w:anchor="__RefHeading___Toc2412_645963790">
+          <w:hyperlink w:anchor="__RefHeading___Toc6403_3952465195">
             <w:r>
               <w:rPr>
                 <w:rStyle w:val="IndexLink"/>
@@ -285,7 +285,7 @@
             </w:tabs>
             <w:rPr/>
           </w:pPr>
-          <w:hyperlink w:anchor="__RefHeading___Toc2414_645963790">
+          <w:hyperlink w:anchor="__RefHeading___Toc6405_3952465195">
             <w:r>
               <w:rPr>
                 <w:rStyle w:val="IndexLink"/>
@@ -305,14 +305,34 @@
             </w:tabs>
             <w:rPr/>
           </w:pPr>
-          <w:hyperlink w:anchor="__RefHeading___Toc2416_645963790">
+          <w:hyperlink w:anchor="__RefHeading___Toc6407_3952465195">
             <w:r>
               <w:rPr>
                 <w:rStyle w:val="IndexLink"/>
               </w:rPr>
-              <w:t>2.2 Vérifier et décompresser le paquet</w:t>
+              <w:t>2.2 Installer Node.js 22</w:t>
               <w:tab/>
               <w:t>6</w:t>
+            </w:r>
+          </w:hyperlink>
+        </w:p>
+        <w:p>
+          <w:pPr>
+            <w:pStyle w:val="TOC2"/>
+            <w:tabs>
+              <w:tab w:val="clear" w:pos="720"/>
+              <w:tab w:val="right" w:pos="9637" w:leader="dot"/>
+            </w:tabs>
+            <w:rPr/>
+          </w:pPr>
+          <w:hyperlink w:anchor="__RefHeading___Toc6409_3952465195">
+            <w:r>
+              <w:rPr>
+                <w:rStyle w:val="IndexLink"/>
+              </w:rPr>
+              <w:t>2.3 Vérifier et décompresser le paquet</w:t>
+              <w:tab/>
+              <w:t>7</w:t>
             </w:r>
           </w:hyperlink>
         </w:p>
@@ -325,7 +345,7 @@
             </w:tabs>
             <w:rPr/>
           </w:pPr>
-          <w:hyperlink w:anchor="__RefHeading___Toc2418_645963790">
+          <w:hyperlink w:anchor="__RefHeading___Toc6411_3952465195">
             <w:r>
               <w:rPr>
                 <w:rStyle w:val="IndexLink"/>
@@ -345,7 +365,7 @@
             </w:tabs>
             <w:rPr/>
           </w:pPr>
-          <w:hyperlink w:anchor="__RefHeading___Toc2420_645963790">
+          <w:hyperlink w:anchor="__RefHeading___Toc6413_3952465195">
             <w:r>
               <w:rPr>
                 <w:rStyle w:val="IndexLink"/>
@@ -365,12 +385,12 @@
             </w:tabs>
             <w:rPr/>
           </w:pPr>
-          <w:hyperlink w:anchor="__RefHeading___Toc2422_645963790">
+          <w:hyperlink w:anchor="__RefHeading___Toc6415_3952465195">
             <w:r>
               <w:rPr>
                 <w:rStyle w:val="IndexLink"/>
               </w:rPr>
-              <w:t>4.1 Copier et décompresser sur le serveur</w:t>
+              <w:t>4.1 Node.js, copie et décompression sur le serveur</w:t>
               <w:tab/>
               <w:t>10</w:t>
             </w:r>
@@ -385,7 +405,7 @@
             </w:tabs>
             <w:rPr/>
           </w:pPr>
-          <w:hyperlink w:anchor="__RefHeading___Toc2424_645963790">
+          <w:hyperlink w:anchor="__RefHeading___Toc6417_3952465195">
             <w:r>
               <w:rPr>
                 <w:rStyle w:val="IndexLink"/>
@@ -405,7 +425,7 @@
             </w:tabs>
             <w:rPr/>
           </w:pPr>
-          <w:hyperlink w:anchor="__RefHeading___Toc2426_645963790">
+          <w:hyperlink w:anchor="__RefHeading___Toc6419_3952465195">
             <w:r>
               <w:rPr>
                 <w:rStyle w:val="IndexLink"/>
@@ -425,7 +445,7 @@
             </w:tabs>
             <w:rPr/>
           </w:pPr>
-          <w:hyperlink w:anchor="__RefHeading___Toc2428_645963790">
+          <w:hyperlink w:anchor="__RefHeading___Toc6421_3952465195">
             <w:r>
               <w:rPr>
                 <w:rStyle w:val="IndexLink"/>
@@ -445,7 +465,7 @@
             </w:tabs>
             <w:rPr/>
           </w:pPr>
-          <w:hyperlink w:anchor="__RefHeading___Toc2430_645963790">
+          <w:hyperlink w:anchor="__RefHeading___Toc6423_3952465195">
             <w:r>
               <w:rPr>
                 <w:rStyle w:val="IndexLink"/>
@@ -465,7 +485,7 @@
             </w:tabs>
             <w:rPr/>
           </w:pPr>
-          <w:hyperlink w:anchor="__RefHeading___Toc2432_645963790">
+          <w:hyperlink w:anchor="__RefHeading___Toc6425_3952465195">
             <w:r>
               <w:rPr>
                 <w:rStyle w:val="IndexLink"/>
@@ -485,7 +505,7 @@
             </w:tabs>
             <w:rPr/>
           </w:pPr>
-          <w:hyperlink w:anchor="__RefHeading___Toc2434_645963790">
+          <w:hyperlink w:anchor="__RefHeading___Toc6427_3952465195">
             <w:r>
               <w:rPr>
                 <w:rStyle w:val="IndexLink"/>
@@ -505,7 +525,7 @@
             </w:tabs>
             <w:rPr/>
           </w:pPr>
-          <w:hyperlink w:anchor="__RefHeading___Toc2436_645963790">
+          <w:hyperlink w:anchor="__RefHeading___Toc6429_3952465195">
             <w:r>
               <w:rPr>
                 <w:rStyle w:val="IndexLink"/>
@@ -525,7 +545,7 @@
             </w:tabs>
             <w:rPr/>
           </w:pPr>
-          <w:hyperlink w:anchor="__RefHeading___Toc2438_645963790">
+          <w:hyperlink w:anchor="__RefHeading___Toc6431_3952465195">
             <w:r>
               <w:rPr>
                 <w:rStyle w:val="IndexLink"/>
@@ -545,7 +565,7 @@
             </w:tabs>
             <w:rPr/>
           </w:pPr>
-          <w:hyperlink w:anchor="__RefHeading___Toc2440_645963790">
+          <w:hyperlink w:anchor="__RefHeading___Toc6433_3952465195">
             <w:r>
               <w:rPr>
                 <w:rStyle w:val="IndexLink"/>
@@ -565,7 +585,7 @@
             </w:tabs>
             <w:rPr/>
           </w:pPr>
-          <w:hyperlink w:anchor="__RefHeading___Toc2442_645963790">
+          <w:hyperlink w:anchor="__RefHeading___Toc6435_3952465195">
             <w:r>
               <w:rPr>
                 <w:rStyle w:val="IndexLink"/>
@@ -585,7 +605,7 @@
             </w:tabs>
             <w:rPr/>
           </w:pPr>
-          <w:hyperlink w:anchor="__RefHeading___Toc2444_645963790">
+          <w:hyperlink w:anchor="__RefHeading___Toc6437_3952465195">
             <w:r>
               <w:rPr>
                 <w:rStyle w:val="IndexLink"/>
@@ -605,7 +625,7 @@
             </w:tabs>
             <w:rPr/>
           </w:pPr>
-          <w:hyperlink w:anchor="__RefHeading___Toc2446_645963790">
+          <w:hyperlink w:anchor="__RefHeading___Toc6439_3952465195">
             <w:r>
               <w:rPr>
                 <w:rStyle w:val="IndexLink"/>
@@ -625,7 +645,7 @@
             </w:tabs>
             <w:rPr/>
           </w:pPr>
-          <w:hyperlink w:anchor="__RefHeading___Toc2448_645963790">
+          <w:hyperlink w:anchor="__RefHeading___Toc6441_3952465195">
             <w:r>
               <w:rPr>
                 <w:rStyle w:val="IndexLink"/>
@@ -645,7 +665,7 @@
             </w:tabs>
             <w:rPr/>
           </w:pPr>
-          <w:hyperlink w:anchor="__RefHeading___Toc2450_645963790">
+          <w:hyperlink w:anchor="__RefHeading___Toc6443_3952465195">
             <w:r>
               <w:rPr>
                 <w:rStyle w:val="IndexLink"/>
@@ -665,7 +685,7 @@
             </w:tabs>
             <w:rPr/>
           </w:pPr>
-          <w:hyperlink w:anchor="__RefHeading___Toc2452_645963790">
+          <w:hyperlink w:anchor="__RefHeading___Toc6445_3952465195">
             <w:r>
               <w:rPr>
                 <w:rStyle w:val="IndexLink"/>
@@ -685,7 +705,7 @@
             </w:tabs>
             <w:rPr/>
           </w:pPr>
-          <w:hyperlink w:anchor="__RefHeading___Toc2454_645963790">
+          <w:hyperlink w:anchor="__RefHeading___Toc6447_3952465195">
             <w:r>
               <w:rPr>
                 <w:rStyle w:val="IndexLink"/>
@@ -705,7 +725,7 @@
             </w:tabs>
             <w:rPr/>
           </w:pPr>
-          <w:hyperlink w:anchor="__RefHeading___Toc2456_645963790">
+          <w:hyperlink w:anchor="__RefHeading___Toc6449_3952465195">
             <w:r>
               <w:rPr>
                 <w:rStyle w:val="IndexLink"/>
@@ -725,7 +745,7 @@
             </w:tabs>
             <w:rPr/>
           </w:pPr>
-          <w:hyperlink w:anchor="__RefHeading___Toc2458_645963790">
+          <w:hyperlink w:anchor="__RefHeading___Toc6451_3952465195">
             <w:r>
               <w:rPr>
                 <w:rStyle w:val="IndexLink"/>
@@ -769,7 +789,7 @@
         <w:spacing w:before="0" w:after="240"/>
         <w:rPr/>
       </w:pPr>
-      <w:bookmarkStart w:id="0" w:name="__RefHeading___Toc2408_645963790"/>
+      <w:bookmarkStart w:id="0" w:name="__RefHeading___Toc6399_3952465195"/>
       <w:bookmarkEnd w:id="0"/>
       <w:r>
         <w:rPr>
@@ -797,7 +817,7 @@
           <w:sz w:val="22"/>
           <w:szCs w:val="22"/>
         </w:rPr>
-        <w:t>Tout ce dont l’éditeur a besoin tient dans Runtime_Editor_Linux_Windows_CortexSkills_1.15.1.zip ; l’exécutable client, Runtime_Customer_Linux_CortexSkills_1.15.1.zip, s’envoie tel quel aux clients. Les deux sont des exécutables de production minifiés, prêts à lancer, avec leur Node.js : ni Docker, ni npm, ni compilation. Ce guide décrit deux scénarios : a — cloud privé ou sur site, sur un serveur Linux (service systemd et HTTPS) ; b — localhost, sur un poste Windows 10 / 11. Les deux installations sont des versions de production : données de référence de toutes les verticales et des PME, aucun compte de démonstration.</w:t>
+        <w:t>Tout ce dont l’éditeur a besoin tient dans un seul fichier, Runtime_Editor_Linux_Windows_CortexSkills_1.15.1.zip ; l’exécutable client, Runtime_Customer_Linux_CortexSkills_1.15.1.tar.xz, s’envoie tel quel aux clients. Les deux sont des exécutables de production minifiés, prêts à lancer avec Node.js 22 : ni Docker, ni npm, ni compilation. Ce guide décrit deux scénarios : a — cloud privé ou sur site, sur un serveur Linux (service systemd et HTTPS) ; b — localhost, sur un poste Windows 10 / 11. Les deux installations sont des versions de production : données de référence de toutes les verticales et des PME, aucun compte de démonstration.</w:t>
       </w:r>
     </w:p>
     <w:tbl>
@@ -1229,7 +1249,7 @@
                 <w:sz w:val="17"/>
                 <w:szCs w:val="17"/>
               </w:rPr>
-              <w:t>runtime/node-linux · runtime/node-windows</w:t>
+              <w:t>installer-service.sh · config/</w:t>
             </w:r>
           </w:p>
         </w:tc>
@@ -1259,7 +1279,7 @@
                 <w:sz w:val="17"/>
                 <w:szCs w:val="17"/>
               </w:rPr>
-              <w:t>Node.js 22.22.2 officiel pour Linux x64 et pour Windows x64.</w:t>
+              <w:t>Service systemd durci et exemple Nginx (HTTPS).</w:t>
             </w:r>
           </w:p>
         </w:tc>
@@ -1289,7 +1309,7 @@
                 <w:sz w:val="17"/>
                 <w:szCs w:val="17"/>
               </w:rPr>
-              <w:t>Utilisé par les lanceurs.</w:t>
+              <w:t>Scénario a.</w:t>
             </w:r>
           </w:p>
         </w:tc>
@@ -1324,7 +1344,7 @@
                 <w:sz w:val="17"/>
                 <w:szCs w:val="17"/>
               </w:rPr>
-              <w:t>installer-service.sh · config/</w:t>
+              <w:t>poste-signature/</w:t>
             </w:r>
           </w:p>
         </w:tc>
@@ -1354,7 +1374,7 @@
                 <w:sz w:val="17"/>
                 <w:szCs w:val="17"/>
               </w:rPr>
-              <w:t>Service systemd durci et exemple Nginx (HTTPS).</w:t>
+              <w:t>Votre paire de clés de signature (vendor-private.pem, vendor-public.pem), créée pour vous lors de la préparation des paquets ; les paquets contiennent la clé publique correspondante.</w:t>
             </w:r>
           </w:p>
         </w:tc>
@@ -1384,7 +1404,7 @@
                 <w:sz w:val="17"/>
                 <w:szCs w:val="17"/>
               </w:rPr>
-              <w:t>Scénario a.</w:t>
+              <w:t>À importer une fois (cslic importer), puis à supprimer du paquet.</w:t>
             </w:r>
           </w:p>
         </w:tc>
@@ -1419,7 +1439,7 @@
                 <w:sz w:val="17"/>
                 <w:szCs w:val="17"/>
               </w:rPr>
-              <w:t>poste-signature/</w:t>
+              <w:t>LISEZMOI.txt · README.txt</w:t>
             </w:r>
           </w:p>
         </w:tc>
@@ -1449,7 +1469,7 @@
                 <w:sz w:val="17"/>
                 <w:szCs w:val="17"/>
               </w:rPr>
-              <w:t>Votre paire de clés de signature (vendor-private.pem, vendor-public.pem), créée pour vous lors de la préparation des paquets ; les paquets contiennent la clé publique correspondante.</w:t>
+              <w:t>Rappel des commandes essentielles, en français et en anglais.</w:t>
             </w:r>
           </w:p>
         </w:tc>
@@ -1479,7 +1499,7 @@
                 <w:sz w:val="17"/>
                 <w:szCs w:val="17"/>
               </w:rPr>
-              <w:t>À importer une fois (cslic importer), puis à supprimer du paquet.</w:t>
+              <w:t>Votre poste.</w:t>
             </w:r>
           </w:p>
         </w:tc>
@@ -1514,7 +1534,7 @@
                 <w:sz w:val="17"/>
                 <w:szCs w:val="17"/>
               </w:rPr>
-              <w:t>documentation/</w:t>
+              <w:t>Runtime_Customer_Linux_CortexSkills_1.15.1.tar.xz (fichier séparé)</w:t>
             </w:r>
           </w:p>
         </w:tc>
@@ -1544,7 +1564,7 @@
                 <w:sz w:val="17"/>
                 <w:szCs w:val="17"/>
               </w:rPr>
-              <w:t>Guide_Installation_Runtime_Editor_Linux_Windows_CortexSkills_FR (ce guide), en Word et en PDF.</w:t>
+              <w:t>L’exécutable client (Linux) : sans tarif ni élément commercial.</w:t>
             </w:r>
           </w:p>
         </w:tc>
@@ -1574,102 +1594,7 @@
                 <w:sz w:val="17"/>
                 <w:szCs w:val="17"/>
               </w:rPr>
-              <w:t>Votre poste.</w:t>
-            </w:r>
-          </w:p>
-        </w:tc>
-      </w:tr>
-      <w:tr>
-        <w:trPr>
-          <w:cantSplit w:val="true"/>
-        </w:trPr>
-        <w:tc>
-          <w:tcPr>
-            <w:tcW w:w="2696" w:type="dxa"/>
-            <w:tcBorders>
-              <w:top w:val="single" w:sz="4" w:space="0" w:color="E1E8F0"/>
-              <w:left w:val="single" w:sz="4" w:space="0" w:color="E1E8F0"/>
-              <w:bottom w:val="single" w:sz="4" w:space="0" w:color="E1E8F0"/>
-              <w:right w:val="single" w:sz="4" w:space="0" w:color="E1E8F0"/>
-            </w:tcBorders>
-            <w:shd w:color="auto" w:fill="F5F8FB" w:val="clear"/>
-          </w:tcPr>
-          <w:p>
-            <w:pPr>
-              <w:pStyle w:val="Normal"/>
-              <w:spacing w:before="0" w:after="20"/>
-              <w:rPr/>
-            </w:pPr>
-            <w:r>
-              <w:rPr>
-                <w:rFonts w:eastAsia="Open Sans" w:cs="Open Sans"/>
-                <w:b w:val="false"/>
-                <w:bCs w:val="false"/>
-                <w:color w:val="2C3E50"/>
-                <w:sz w:val="17"/>
-                <w:szCs w:val="17"/>
-              </w:rPr>
-              <w:t>Runtime_Customer_Linux_CortexSkills_1.15.1.zip (fichier séparé)</w:t>
-            </w:r>
-          </w:p>
-        </w:tc>
-        <w:tc>
-          <w:tcPr>
-            <w:tcW w:w="4396" w:type="dxa"/>
-            <w:tcBorders>
-              <w:top w:val="single" w:sz="4" w:space="0" w:color="E1E8F0"/>
-              <w:left w:val="single" w:sz="4" w:space="0" w:color="E1E8F0"/>
-              <w:bottom w:val="single" w:sz="4" w:space="0" w:color="E1E8F0"/>
-              <w:right w:val="single" w:sz="4" w:space="0" w:color="E1E8F0"/>
-            </w:tcBorders>
-            <w:shd w:color="auto" w:fill="F5F8FB" w:val="clear"/>
-          </w:tcPr>
-          <w:p>
-            <w:pPr>
-              <w:pStyle w:val="Normal"/>
-              <w:spacing w:before="0" w:after="20"/>
-              <w:rPr/>
-            </w:pPr>
-            <w:r>
-              <w:rPr>
-                <w:rFonts w:eastAsia="Open Sans" w:cs="Open Sans"/>
-                <w:b w:val="false"/>
-                <w:bCs w:val="false"/>
-                <w:color w:val="2C3E50"/>
-                <w:sz w:val="17"/>
-                <w:szCs w:val="17"/>
-              </w:rPr>
-              <w:t>L’exécutable client (Linux) : sans tarif ni élément commercial, avec son guide d’installation et le Guide utilisateur.</w:t>
-            </w:r>
-          </w:p>
-        </w:tc>
-        <w:tc>
-          <w:tcPr>
-            <w:tcW w:w="2546" w:type="dxa"/>
-            <w:tcBorders>
-              <w:top w:val="single" w:sz="4" w:space="0" w:color="E1E8F0"/>
-              <w:left w:val="single" w:sz="4" w:space="0" w:color="E1E8F0"/>
-              <w:bottom w:val="single" w:sz="4" w:space="0" w:color="E1E8F0"/>
-              <w:right w:val="single" w:sz="4" w:space="0" w:color="E1E8F0"/>
-            </w:tcBorders>
-            <w:shd w:color="auto" w:fill="F5F8FB" w:val="clear"/>
-          </w:tcPr>
-          <w:p>
-            <w:pPr>
-              <w:pStyle w:val="Normal"/>
-              <w:spacing w:before="0" w:after="20"/>
-              <w:rPr/>
-            </w:pPr>
-            <w:r>
-              <w:rPr>
-                <w:rFonts w:eastAsia="Open Sans" w:cs="Open Sans"/>
-                <w:b w:val="false"/>
-                <w:bCs w:val="false"/>
-                <w:color w:val="2C3E50"/>
-                <w:sz w:val="17"/>
-                <w:szCs w:val="17"/>
-              </w:rPr>
-              <w:t>Envoyé tel quel aux clients avec son .sha256.</w:t>
+              <w:t>Envoyé tel quel aux clients avec son .sha256, le guide d’installation client et le guide utilisateur client.</w:t>
             </w:r>
           </w:p>
         </w:tc>
@@ -1763,7 +1688,7 @@
                 <w:sz w:val="21"/>
                 <w:szCs w:val="21"/>
               </w:rPr>
-              <w:t>Node.js 22.22.2 pour Linux x64 et pour Windows x64 : la distribution officielle, dont l’empreinte a été vérifiée à la construction du paquet. Rien à installer, ni Node.js, ni npm, ni compilateur.</w:t>
+              <w:t>La clé publique de l’éditeur : elle vérifie la licence, elle ne peut pas en créer.</w:t>
             </w:r>
           </w:p>
           <w:p>
@@ -1780,7 +1705,7 @@
                 <w:sz w:val="21"/>
                 <w:szCs w:val="21"/>
               </w:rPr>
-              <w:t>La clé publique de l’éditeur : elle vérifie la licence, elle ne peut pas en créer.</w:t>
+              <w:t>Aucun code source lisible, aucun test, aucune source map, aucun outil de signature, aucune clé privée (sauf le dossier poste-signature/, chapitre 3).</w:t>
             </w:r>
           </w:p>
           <w:p>
@@ -1797,7 +1722,7 @@
                 <w:sz w:val="21"/>
                 <w:szCs w:val="21"/>
               </w:rPr>
-              <w:t>Aucun code source lisible, aucun test, aucune source map, aucun outil de signature, aucune clé privée (sauf le dossier poste-signature/, chapitre 3).</w:t>
+              <w:t>Node.js n’est pas inclus : c’est un prérequis de la machine (Node.js 22 LTS, 22.13 ou plus récent ; version validée : 22.22.2). Le paquet tient ainsi en un seul fichier compressé.</w:t>
             </w:r>
           </w:p>
         </w:tc>
@@ -1827,7 +1752,7 @@
         <w:spacing w:before="320" w:after="120"/>
         <w:rPr/>
       </w:pPr>
-      <w:bookmarkStart w:id="1" w:name="__RefHeading___Toc2410_645963790"/>
+      <w:bookmarkStart w:id="1" w:name="__RefHeading___Toc6401_3952465195"/>
       <w:bookmarkEnd w:id="1"/>
       <w:r>
         <w:rPr>
@@ -2047,7 +1972,7 @@
                 <w:sz w:val="21"/>
                 <w:szCs w:val="21"/>
               </w:rPr>
-              <w:t>Code minifié : chaque fichier du serveur est compacté (sans commentaires, noms internes raccourcis, mise en forme supprimée) ; l’interface est compilée et minifiée ; aucune source map, aucun test, aucun outil de signature. Le paquet de construction vérifie qu’aucun fichier de l’application n’est lisible avant de produire le zip.</w:t>
+              <w:t>Code minifié : chaque fichier du serveur est compacté (sans commentaires, noms internes raccourcis, mise en forme supprimée) ; l’interface est compilée et minifiée ; aucune source map, aucun test, aucun outil de signature. La construction du paquet vérifie qu’aucun fichier de l’application n’est lisible avant de produire le fichier.</w:t>
             </w:r>
           </w:p>
           <w:p>
@@ -2167,7 +2092,7 @@
         <w:spacing w:before="0" w:after="240"/>
         <w:rPr/>
       </w:pPr>
-      <w:bookmarkStart w:id="2" w:name="__RefHeading___Toc2412_645963790"/>
+      <w:bookmarkStart w:id="2" w:name="__RefHeading___Toc6403_3952465195"/>
       <w:bookmarkEnd w:id="2"/>
       <w:r>
         <w:rPr>
@@ -2188,7 +2113,7 @@
         <w:spacing w:before="320" w:after="120"/>
         <w:rPr/>
       </w:pPr>
-      <w:bookmarkStart w:id="3" w:name="__RefHeading___Toc2414_645963790"/>
+      <w:bookmarkStart w:id="3" w:name="__RefHeading___Toc6405_3952465195"/>
       <w:bookmarkEnd w:id="3"/>
       <w:r>
         <w:rPr>
@@ -2345,7 +2270,7 @@
                 <w:sz w:val="18"/>
                 <w:szCs w:val="18"/>
               </w:rPr>
-              <w:t>Linux 64 bits x86-64 avec glibc 2.28+ (Ubuntu 22.04 / 24.04, Debian 12, RHEL / Rocky / AlmaLinux 9), 2 vCPU, 4 Go de RAM, 20 Go de disque libre (4 vCPU / 8 Go au-delà de 100 utilisateurs actifs) ; systemd ; Nginx ; un nom DNS ; ports 80/443.</w:t>
+              <w:t>Linux 64 bits x86-64 avec glibc 2.28+ (Ubuntu 22.04 / 24.04, Debian 12, RHEL / Rocky / AlmaLinux 9), 2 vCPU, 4 Go de RAM, 20 Go de disque libre (4 vCPU / 8 Go au-delà de 100 utilisateurs actifs) ; Node.js 22 LTS ; systemd ; Nginx ; un nom DNS ; ports 80/443.</w:t>
             </w:r>
           </w:p>
         </w:tc>
@@ -2410,7 +2335,7 @@
                 <w:sz w:val="18"/>
                 <w:szCs w:val="18"/>
               </w:rPr>
-              <w:t>Windows 10 22H2 ou Windows 11, 64 bits (x64), 8 Go de RAM conseillés, 20 Go de disque libre. Rien d’autre : ni WSL, ni Docker, ni Node.js.</w:t>
+              <w:t>Windows 10 22H2 ou Windows 11, 64 bits (x64), 8 Go de RAM conseillés, 20 Go de disque libre ; Node.js 22 LTS. Ni WSL, ni Docker.</w:t>
             </w:r>
           </w:p>
         </w:tc>
@@ -2475,7 +2400,7 @@
                 <w:sz w:val="18"/>
                 <w:szCs w:val="18"/>
               </w:rPr>
-              <w:t>Linux 64 bits x86-64 ; unzip, sha256sum, openssl (pour cslic-sauvegarder).</w:t>
+              <w:t>Linux 64 bits x86-64 avec Node.js 22 ; unzip, sha256sum, openssl (pour cslic-sauvegarder).</w:t>
             </w:r>
           </w:p>
         </w:tc>
@@ -2540,7 +2465,7 @@
                 <w:sz w:val="18"/>
                 <w:szCs w:val="18"/>
               </w:rPr>
-              <w:t>Pas nécessaire pour installer CortexSkills (serveurs et postes isolés possibles).</w:t>
+              <w:t>Pas nécessaire pour installer CortexSkills une fois Node.js installé (serveurs et postes isolés possibles).</w:t>
             </w:r>
           </w:p>
         </w:tc>
@@ -2553,7 +2478,7 @@
         <w:spacing w:before="320" w:after="120"/>
         <w:rPr/>
       </w:pPr>
-      <w:bookmarkStart w:id="4" w:name="__RefHeading___Toc2416_645963790"/>
+      <w:bookmarkStart w:id="4" w:name="__RefHeading___Toc6407_3952465195"/>
       <w:bookmarkEnd w:id="4"/>
       <w:r>
         <w:rPr>
@@ -2564,7 +2489,54 @@
           <w:sz w:val="32"/>
           <w:szCs w:val="32"/>
         </w:rPr>
-        <w:t>2.2 Vérifier et décompresser le paquet</w:t>
+        <w:t>2.2 Installer Node.js 22</w:t>
+      </w:r>
+    </w:p>
+    <w:p>
+      <w:pPr>
+        <w:pStyle w:val="Normal"/>
+        <w:spacing w:lineRule="auto" w:line="288" w:before="0" w:after="160"/>
+        <w:jc w:val="left"/>
+        <w:rPr/>
+      </w:pPr>
+      <w:r>
+        <w:rPr>
+          <w:rFonts w:eastAsia="Open Sans" w:cs="Open Sans"/>
+          <w:b/>
+          <w:bCs/>
+          <w:color w:val="2C3E50"/>
+          <w:sz w:val="20"/>
+          <w:szCs w:val="20"/>
+        </w:rPr>
+        <w:t xml:space="preserve">Windows. </w:t>
+      </w:r>
+      <w:r>
+        <w:rPr>
+          <w:rFonts w:eastAsia="Open Sans" w:cs="Open Sans"/>
+          <w:color w:val="2C3E50"/>
+          <w:sz w:val="20"/>
+          <w:szCs w:val="20"/>
+        </w:rPr>
+        <w:t>Sur https://nodejs.org/fr/download, choisissez la version 22 (LTS), « Windows Installer (.msi) », x64 ; installez avec les options par défaut (ajout au PATH). Ouvrez une nouvelle invite de commandes : node -v affiche v22.x (22.13 ou plus ; version validée : 22.22.2).</w:t>
+      </w:r>
+    </w:p>
+    <w:p>
+      <w:pPr>
+        <w:pStyle w:val="Normal"/>
+        <w:spacing w:lineRule="auto" w:line="288" w:before="0" w:after="160"/>
+        <w:jc w:val="left"/>
+        <w:rPr/>
+      </w:pPr>
+      <w:r>
+        <w:rPr>
+          <w:rFonts w:eastAsia="Open Sans" w:cs="Open Sans"/>
+          <w:b/>
+          <w:bCs/>
+          <w:color w:val="2C3E50"/>
+          <w:sz w:val="20"/>
+          <w:szCs w:val="20"/>
+        </w:rPr>
+        <w:t xml:space="preserve">Linux (serveur du scénario a, ou poste de signature). </w:t>
       </w:r>
     </w:p>
     <w:p>
@@ -2581,7 +2553,35 @@
           <w:sz w:val="22"/>
           <w:szCs w:val="22"/>
         </w:rPr>
-        <w:t>Sous Windows, dans PowerShell (le dossier C:\CortexSkills est un exemple ; évitez « Program Files », protégé en écriture) :</w:t>
+        <w:t>Node.js 22 LTS (22.13 ou plus récent) doit être installé sur le serveur. Deux méthodes ; vérifiez ensuite avec node -v.</w:t>
+      </w:r>
+    </w:p>
+    <w:p>
+      <w:pPr>
+        <w:pStyle w:val="Normal"/>
+        <w:spacing w:lineRule="auto" w:line="288" w:before="0" w:after="160"/>
+        <w:jc w:val="left"/>
+        <w:rPr/>
+      </w:pPr>
+      <w:r>
+        <w:rPr>
+          <w:rFonts w:eastAsia="Open Sans" w:cs="Open Sans"/>
+          <w:b/>
+          <w:bCs/>
+          <w:color w:val="2C3E50"/>
+          <w:sz w:val="20"/>
+          <w:szCs w:val="20"/>
+        </w:rPr>
+        <w:t xml:space="preserve">Méthode 1 — archive officielle (fonctionne aussi sans Internet sur le serveur). </w:t>
+      </w:r>
+      <w:r>
+        <w:rPr>
+          <w:rFonts w:eastAsia="Open Sans" w:cs="Open Sans"/>
+          <w:color w:val="2C3E50"/>
+          <w:sz w:val="20"/>
+          <w:szCs w:val="20"/>
+        </w:rPr>
+        <w:t>Téléchargez node-v22.22.2-linux-x64.tar.xz et SHASUMS256.txt depuis https://nodejs.org/dist/v22.22.2/ (sur un poste connecté, puis copiez-les sur le serveur) :</w:t>
       </w:r>
     </w:p>
     <w:p>
@@ -2602,7 +2602,7 @@
           <w:sz w:val="18"/>
           <w:szCs w:val="18"/>
         </w:rPr>
-        <w:t>cd $env:USERPROFILE\Downloads</w:t>
+        <w:t>grep " node-v22.22.2-linux-x64.tar.xz$" SHASUMS256.txt | sha256sum -c -</w:t>
       </w:r>
     </w:p>
     <w:p>
@@ -2623,7 +2623,7 @@
           <w:sz w:val="18"/>
           <w:szCs w:val="18"/>
         </w:rPr>
-        <w:t># seulement si vous avez reçu des parties :</w:t>
+        <w:t>sudo tar -xJf node-v22.22.2-linux-x64.tar.xz -C /usr/local --strip-components=1</w:t>
       </w:r>
     </w:p>
     <w:p>
@@ -2644,7 +2644,26 @@
           <w:sz w:val="18"/>
           <w:szCs w:val="18"/>
         </w:rPr>
-        <w:t>cmd /c "copy /b Runtime_Editor_Linux_Windows_CortexSkills_1.15.1.zip.part00+Runtime_Editor_Linux_Windows_CortexSkills_1.15.1.zip.part01+Runtime_Editor_Linux_Windows_CortexSkills_1.15.1.zip.part02+Runtime_Editor_Linux_Windows_CortexSkills_1.15.1.zip.part03+Runtime_Editor_Linux_Windows_CortexSkills_1.15.1.zip.part04 Runtime_Editor_Linux_Windows_CortexSkills_1.15.1.zip"</w:t>
+        <w:t>node -v          # v22.22.2</w:t>
+      </w:r>
+    </w:p>
+    <w:p>
+      <w:pPr>
+        <w:pStyle w:val="Normal"/>
+        <w:spacing w:lineRule="auto" w:line="288" w:before="0" w:after="160"/>
+        <w:jc w:val="left"/>
+        <w:rPr/>
+      </w:pPr>
+      <w:r>
+        <w:rPr>
+          <w:rFonts w:eastAsia="Open Sans" w:cs="Open Sans"/>
+          <w:b/>
+          <w:bCs/>
+          <w:color w:val="2C3E50"/>
+          <w:sz w:val="20"/>
+          <w:szCs w:val="20"/>
+        </w:rPr>
+        <w:t xml:space="preserve">Méthode 2 — dépôt NodeSource (serveur connecté à Internet). </w:t>
       </w:r>
     </w:p>
     <w:p>
@@ -2665,7 +2684,7 @@
           <w:sz w:val="18"/>
           <w:szCs w:val="18"/>
         </w:rPr>
-        <w:t>(Get-FileHash Runtime_Editor_Linux_Windows_CortexSkills_1.15.1.zip -Algorithm SHA256).Hash.ToLower()     # identique au contenu du .sha256</w:t>
+        <w:t># Ubuntu, Debian</w:t>
       </w:r>
     </w:p>
     <w:p>
@@ -2686,7 +2705,7 @@
           <w:sz w:val="18"/>
           <w:szCs w:val="18"/>
         </w:rPr>
-        <w:t>Unblock-File Runtime_Editor_Linux_Windows_CortexSkills_1.15.1.zip</w:t>
+        <w:t>curl -fsSL https://deb.nodesource.com/setup_22.x | sudo -E bash - &amp;&amp; sudo apt-get install -y nodejs</w:t>
       </w:r>
     </w:p>
     <w:p>
@@ -2707,7 +2726,7 @@
           <w:sz w:val="18"/>
           <w:szCs w:val="18"/>
         </w:rPr>
-        <w:t>Expand-Archive Runtime_Editor_Linux_Windows_CortexSkills_1.15.1.zip -DestinationPath C:\CortexSkills</w:t>
+        <w:t># RHEL, Rocky, AlmaLinux</w:t>
       </w:r>
     </w:p>
     <w:p>
@@ -2728,7 +2747,7 @@
           <w:sz w:val="18"/>
           <w:szCs w:val="18"/>
         </w:rPr>
-        <w:t>cd C:\CortexSkills\Runtime_Editor_Linux_Windows_CortexSkills_1.15.1</w:t>
+        <w:t>curl -fsSL https://rpm.nodesource.com/setup_22.x | sudo bash - &amp;&amp; sudo dnf install -y nodejs</w:t>
       </w:r>
     </w:p>
     <w:p>
@@ -2749,7 +2768,7 @@
           <w:sz w:val="18"/>
           <w:szCs w:val="18"/>
         </w:rPr>
-        <w:t>.\cortexskills.cmd version</w:t>
+        <w:t>node -v          # v22.x (22.13 ou plus)</w:t>
       </w:r>
     </w:p>
     <w:p>
@@ -2762,11 +2781,32 @@
       <w:r>
         <w:rPr>
           <w:rFonts w:eastAsia="Open Sans" w:cs="Open Sans"/>
-          <w:color w:val="2C3E50"/>
+          <w:color w:val="5A6B7B"/>
           <w:sz w:val="20"/>
           <w:szCs w:val="20"/>
         </w:rPr>
-        <w:t>Unblock-File retire la marque « téléchargé depuis Internet » : sans elle, Windows SmartScreen demande une confirmation à chaque lancement d’un .cmd. Adaptez la commande copy /b au nombre de parties reçues.</w:t>
+        <w:t>Le paquet nodejs des dépôts standard d’Ubuntu ou de Debian est trop ancien (18 ou 20) : n’utilisez pas « apt install nodejs » sans NodeSource. Si Node.js est installé ailleurs, indiquez son chemin dans la variable CORTEXSKILLS_NODE (par exemple /opt/node22/bin/node).</w:t>
+      </w:r>
+    </w:p>
+    <w:p>
+      <w:pPr>
+        <w:pStyle w:val="Heading2"/>
+        <w:keepNext w:val="true"/>
+        <w:spacing w:before="320" w:after="120"/>
+        <w:rPr/>
+      </w:pPr>
+      <w:bookmarkStart w:id="5" w:name="__RefHeading___Toc6409_3952465195"/>
+      <w:bookmarkEnd w:id="5"/>
+      <w:r>
+        <w:rPr>
+          <w:rFonts w:eastAsia="Montserrat" w:cs="Montserrat"/>
+          <w:b/>
+          <w:bCs/>
+          <w:color w:val="123A5F"/>
+          <w:sz w:val="32"/>
+          <w:szCs w:val="32"/>
+        </w:rPr>
+        <w:t>2.3 Vérifier et décompresser le paquet</w:t>
       </w:r>
     </w:p>
     <w:p>
@@ -2783,7 +2823,7 @@
           <w:sz w:val="22"/>
           <w:szCs w:val="22"/>
         </w:rPr>
-        <w:t>Sous Linux :</w:t>
+        <w:t>Sous Windows, dans PowerShell (le dossier C:\CortexSkills est un exemple ; évitez « Program Files », protégé en écriture) :</w:t>
       </w:r>
     </w:p>
     <w:p>
@@ -2804,7 +2844,7 @@
           <w:sz w:val="18"/>
           <w:szCs w:val="18"/>
         </w:rPr>
-        <w:t>cat Runtime_Editor_Linux_Windows_CortexSkills_1.15.1.zip.part* &gt; Runtime_Editor_Linux_Windows_CortexSkills_1.15.1.zip      # si reçu en parties</w:t>
+        <w:t>cd $env:USERPROFILE\Downloads</w:t>
       </w:r>
     </w:p>
     <w:p>
@@ -2825,7 +2865,7 @@
           <w:sz w:val="18"/>
           <w:szCs w:val="18"/>
         </w:rPr>
-        <w:t>sha256sum -c Runtime_Editor_Linux_Windows_CortexSkills_1.15.1.zip.sha256 &amp;&amp; unzip -q Runtime_Editor_Linux_Windows_CortexSkills_1.15.1.zip -d ~/cortexskills &amp;&amp; cd ~/cortexskills/Runtime_Editor_Linux_Windows_CortexSkills_1.15.1</w:t>
+        <w:t>(Get-FileHash Runtime_Editor_Linux_Windows_CortexSkills_1.15.1.zip -Algorithm SHA256).Hash.ToLower()     # identique au contenu du .sha256</w:t>
       </w:r>
     </w:p>
     <w:p>
@@ -2846,7 +2886,7 @@
           <w:sz w:val="18"/>
           <w:szCs w:val="18"/>
         </w:rPr>
-        <w:t>sha256sum -c --quiet SHA256SUMS.txt &amp;&amp; echo "contenu intact"</w:t>
+        <w:t>Unblock-File Runtime_Editor_Linux_Windows_CortexSkills_1.15.1.zip</w:t>
       </w:r>
     </w:p>
     <w:p>
@@ -2867,6 +2907,145 @@
           <w:sz w:val="18"/>
           <w:szCs w:val="18"/>
         </w:rPr>
+        <w:t>Expand-Archive Runtime_Editor_Linux_Windows_CortexSkills_1.15.1.zip -DestinationPath C:\CortexSkills</w:t>
+      </w:r>
+    </w:p>
+    <w:p>
+      <w:pPr>
+        <w:pStyle w:val="Normal"/>
+        <w:pBdr>
+          <w:left w:val="single" w:sz="12" w:space="8" w:color="1876C6"/>
+        </w:pBdr>
+        <w:shd w:val="clear" w:color="auto" w:fill="F5F8FB"/>
+        <w:spacing w:before="0" w:after="80"/>
+        <w:ind w:left="240"/>
+        <w:rPr/>
+      </w:pPr>
+      <w:r>
+        <w:rPr>
+          <w:rFonts w:eastAsia="JetBrains Mono" w:cs="JetBrains Mono" w:ascii="JetBrains Mono" w:hAnsi="JetBrains Mono"/>
+          <w:color w:val="123A5F"/>
+          <w:sz w:val="18"/>
+          <w:szCs w:val="18"/>
+        </w:rPr>
+        <w:t>cd C:\CortexSkills\Runtime_Editor_Linux_Windows_CortexSkills_1.15.1</w:t>
+      </w:r>
+    </w:p>
+    <w:p>
+      <w:pPr>
+        <w:pStyle w:val="Normal"/>
+        <w:pBdr>
+          <w:left w:val="single" w:sz="12" w:space="8" w:color="1876C6"/>
+        </w:pBdr>
+        <w:shd w:val="clear" w:color="auto" w:fill="F5F8FB"/>
+        <w:spacing w:before="0" w:after="80"/>
+        <w:ind w:left="240"/>
+        <w:rPr/>
+      </w:pPr>
+      <w:r>
+        <w:rPr>
+          <w:rFonts w:eastAsia="JetBrains Mono" w:cs="JetBrains Mono" w:ascii="JetBrains Mono" w:hAnsi="JetBrains Mono"/>
+          <w:color w:val="123A5F"/>
+          <w:sz w:val="18"/>
+          <w:szCs w:val="18"/>
+        </w:rPr>
+        <w:t>.\cortexskills.cmd version</w:t>
+      </w:r>
+    </w:p>
+    <w:p>
+      <w:pPr>
+        <w:pStyle w:val="Normal"/>
+        <w:spacing w:lineRule="auto" w:line="288" w:before="0" w:after="160"/>
+        <w:jc w:val="left"/>
+        <w:rPr/>
+      </w:pPr>
+      <w:r>
+        <w:rPr>
+          <w:rFonts w:eastAsia="Open Sans" w:cs="Open Sans"/>
+          <w:color w:val="2C3E50"/>
+          <w:sz w:val="20"/>
+          <w:szCs w:val="20"/>
+        </w:rPr>
+        <w:t>Unblock-File retire la marque « téléchargé depuis Internet » : sans elle, Windows SmartScreen demande une confirmation à chaque lancement d’un .cmd.</w:t>
+      </w:r>
+    </w:p>
+    <w:p>
+      <w:pPr>
+        <w:pStyle w:val="Normal"/>
+        <w:spacing w:lineRule="auto" w:line="288" w:before="0" w:after="160"/>
+        <w:jc w:val="left"/>
+        <w:rPr/>
+      </w:pPr>
+      <w:r>
+        <w:rPr>
+          <w:rFonts w:eastAsia="Open Sans" w:cs="Open Sans"/>
+          <w:color w:val="2C3E50"/>
+          <w:sz w:val="22"/>
+          <w:szCs w:val="22"/>
+        </w:rPr>
+        <w:t>Sous Linux :</w:t>
+      </w:r>
+    </w:p>
+    <w:p>
+      <w:pPr>
+        <w:pStyle w:val="Normal"/>
+        <w:pBdr>
+          <w:left w:val="single" w:sz="12" w:space="8" w:color="1876C6"/>
+        </w:pBdr>
+        <w:shd w:val="clear" w:color="auto" w:fill="F5F8FB"/>
+        <w:spacing w:before="0" w:after="80"/>
+        <w:ind w:left="240"/>
+        <w:rPr/>
+      </w:pPr>
+      <w:r>
+        <w:rPr>
+          <w:rFonts w:eastAsia="JetBrains Mono" w:cs="JetBrains Mono" w:ascii="JetBrains Mono" w:hAnsi="JetBrains Mono"/>
+          <w:color w:val="123A5F"/>
+          <w:sz w:val="18"/>
+          <w:szCs w:val="18"/>
+        </w:rPr>
+        <w:t>sha256sum -c Runtime_Editor_Linux_Windows_CortexSkills_1.15.1.zip.sha256 &amp;&amp; unzip -q Runtime_Editor_Linux_Windows_CortexSkills_1.15.1.zip -d ~/cortexskills &amp;&amp; cd ~/cortexskills/Runtime_Editor_Linux_Windows_CortexSkills_1.15.1</w:t>
+      </w:r>
+    </w:p>
+    <w:p>
+      <w:pPr>
+        <w:pStyle w:val="Normal"/>
+        <w:pBdr>
+          <w:left w:val="single" w:sz="12" w:space="8" w:color="1876C6"/>
+        </w:pBdr>
+        <w:shd w:val="clear" w:color="auto" w:fill="F5F8FB"/>
+        <w:spacing w:before="0" w:after="80"/>
+        <w:ind w:left="240"/>
+        <w:rPr/>
+      </w:pPr>
+      <w:r>
+        <w:rPr>
+          <w:rFonts w:eastAsia="JetBrains Mono" w:cs="JetBrains Mono" w:ascii="JetBrains Mono" w:hAnsi="JetBrains Mono"/>
+          <w:color w:val="123A5F"/>
+          <w:sz w:val="18"/>
+          <w:szCs w:val="18"/>
+        </w:rPr>
+        <w:t>sha256sum -c --quiet SHA256SUMS.txt &amp;&amp; echo "contenu intact"</w:t>
+      </w:r>
+    </w:p>
+    <w:p>
+      <w:pPr>
+        <w:pStyle w:val="Normal"/>
+        <w:pBdr>
+          <w:left w:val="single" w:sz="12" w:space="8" w:color="1876C6"/>
+        </w:pBdr>
+        <w:shd w:val="clear" w:color="auto" w:fill="F5F8FB"/>
+        <w:spacing w:before="0" w:after="80"/>
+        <w:ind w:left="240"/>
+        <w:rPr/>
+      </w:pPr>
+      <w:r>
+        <w:rPr>
+          <w:rFonts w:eastAsia="JetBrains Mono" w:cs="JetBrains Mono" w:ascii="JetBrains Mono" w:hAnsi="JetBrains Mono"/>
+          <w:color w:val="123A5F"/>
+          <w:sz w:val="18"/>
+          <w:szCs w:val="18"/>
+        </w:rPr>
         <w:t>./cortexskills version</w:t>
       </w:r>
       <w:r>
@@ -2882,8 +3061,8 @@
         <w:spacing w:before="0" w:after="240"/>
         <w:rPr/>
       </w:pPr>
-      <w:bookmarkStart w:id="5" w:name="__RefHeading___Toc2418_645963790"/>
-      <w:bookmarkEnd w:id="5"/>
+      <w:bookmarkStart w:id="6" w:name="__RefHeading___Toc6411_3952465195"/>
+      <w:bookmarkEnd w:id="6"/>
       <w:r>
         <w:rPr>
           <w:rFonts w:eastAsia="Montserrat" w:cs="Montserrat"/>
@@ -3350,8 +3529,8 @@
         <w:spacing w:before="0" w:after="240"/>
         <w:rPr/>
       </w:pPr>
-      <w:bookmarkStart w:id="6" w:name="__RefHeading___Toc2420_645963790"/>
-      <w:bookmarkEnd w:id="6"/>
+      <w:bookmarkStart w:id="7" w:name="__RefHeading___Toc6413_3952465195"/>
+      <w:bookmarkEnd w:id="7"/>
       <w:r>
         <w:rPr>
           <w:rFonts w:eastAsia="Montserrat" w:cs="Montserrat"/>
@@ -3378,7 +3557,7 @@
           <w:sz w:val="22"/>
           <w:szCs w:val="22"/>
         </w:rPr>
-        <w:t>Sur un serveur Linux que vous administrez — cloud privé, serveur sur site ou VPS — pour un pilote ou une démonstration en HTTPS. Mêmes protections que chez un client ; la signature reste sur votre poste : ne copiez jamais poste-signature/ ni ~/.cortexskills-editeur sur le serveur.</w:t>
+        <w:t>Sur un serveur Linux que vous administrez — cloud privé, serveur sur site ou VPS — pour un pilote ou une démonstration en HTTPS. Mêmes protections que chez un client ; la signature reste sur votre poste : ne copiez jamais poste-signature/ ni le dossier .cortexskills-editeur sur le serveur.</w:t>
       </w:r>
     </w:p>
     <w:p>
@@ -3388,8 +3567,8 @@
         <w:spacing w:before="320" w:after="120"/>
         <w:rPr/>
       </w:pPr>
-      <w:bookmarkStart w:id="7" w:name="__RefHeading___Toc2422_645963790"/>
-      <w:bookmarkEnd w:id="7"/>
+      <w:bookmarkStart w:id="8" w:name="__RefHeading___Toc6415_3952465195"/>
+      <w:bookmarkEnd w:id="8"/>
       <w:r>
         <w:rPr>
           <w:rFonts w:eastAsia="Montserrat" w:cs="Montserrat"/>
@@ -3399,7 +3578,24 @@
           <w:sz w:val="32"/>
           <w:szCs w:val="32"/>
         </w:rPr>
-        <w:t>4.1 Copier et décompresser sur le serveur</w:t>
+        <w:t>4.1 Node.js, copie et décompression sur le serveur</w:t>
+      </w:r>
+    </w:p>
+    <w:p>
+      <w:pPr>
+        <w:pStyle w:val="Normal"/>
+        <w:spacing w:lineRule="auto" w:line="288" w:before="0" w:after="160"/>
+        <w:jc w:val="left"/>
+        <w:rPr/>
+      </w:pPr>
+      <w:r>
+        <w:rPr>
+          <w:rFonts w:eastAsia="Open Sans" w:cs="Open Sans"/>
+          <w:color w:val="2C3E50"/>
+          <w:sz w:val="20"/>
+          <w:szCs w:val="20"/>
+        </w:rPr>
+        <w:t>Installez Node.js 22 sur le serveur (2.2, partie Linux), puis :</w:t>
       </w:r>
     </w:p>
     <w:p>
@@ -3420,7 +3616,7 @@
           <w:sz w:val="18"/>
           <w:szCs w:val="18"/>
         </w:rPr>
-        <w:t>scp Runtime_Editor_Linux_Windows_CortexSkills_1.15.1.zip Runtime_Editor_Linux_Windows_CortexSkills_1.15.1.zip.sha256 utilisateur@serveur:~      # depuis votre poste (zip d’origine, sans poste-signature/ importé)</w:t>
+        <w:t>scp Runtime_Editor_Linux_Windows_CortexSkills_1.15.1.zip Runtime_Editor_Linux_Windows_CortexSkills_1.15.1.zip.sha256 user@server:~      # depuis votre poste</w:t>
       </w:r>
     </w:p>
     <w:p>
@@ -3525,7 +3721,7 @@
           <w:sz w:val="18"/>
           <w:szCs w:val="18"/>
         </w:rPr>
-        <w:t>cd /opt/cortexskills &amp;&amp; sudo rm -rf poste-signature runtime/node-windows *.cmd</w:t>
+        <w:t>cd /opt/cortexskills &amp;&amp; sudo rm -rf poste-signature *.cmd</w:t>
       </w:r>
     </w:p>
     <w:p>
@@ -3563,7 +3759,7 @@
           <w:sz w:val="20"/>
           <w:szCs w:val="20"/>
         </w:rPr>
-        <w:t>Le dossier poste-signature/ et la partie Windows sont retirés du serveur : ils n’y servent pas, et la clé privée ne doit jamais s’y trouver (l’application refuse de démarrer si elle en trouve une dans son dossier).</w:t>
+        <w:t>Le dossier poste-signature/ et les lanceurs Windows sont retirés du serveur : ils n’y servent pas, et la clé privée ne doit jamais s’y trouver (l’application refuse de démarrer si elle en trouve une dans son dossier).</w:t>
       </w:r>
     </w:p>
     <w:p>
@@ -3573,8 +3769,8 @@
         <w:spacing w:before="320" w:after="120"/>
         <w:rPr/>
       </w:pPr>
-      <w:bookmarkStart w:id="8" w:name="__RefHeading___Toc2424_645963790"/>
-      <w:bookmarkEnd w:id="8"/>
+      <w:bookmarkStart w:id="9" w:name="__RefHeading___Toc6417_3952465195"/>
+      <w:bookmarkEnd w:id="9"/>
       <w:r>
         <w:rPr>
           <w:rFonts w:eastAsia="Montserrat" w:cs="Montserrat"/>
@@ -4834,8 +5030,8 @@
         <w:spacing w:before="320" w:after="120"/>
         <w:rPr/>
       </w:pPr>
-      <w:bookmarkStart w:id="9" w:name="__RefHeading___Toc2426_645963790"/>
-      <w:bookmarkEnd w:id="9"/>
+      <w:bookmarkStart w:id="10" w:name="__RefHeading___Toc6419_3952465195"/>
+      <w:bookmarkEnd w:id="10"/>
       <w:r>
         <w:rPr>
           <w:rFonts w:eastAsia="Montserrat" w:cs="Montserrat"/>
@@ -4988,7 +5184,7 @@
           <w:sz w:val="20"/>
           <w:szCs w:val="20"/>
         </w:rPr>
-        <w:t>installer-service.sh crée l’utilisateur système cortexskills, rend app/ et runtime/ en lecture seule, réserve data/ au service et installe le service systemd durci (lecture seule sauf data/, sans privilège). Effacez ensuite ADMIN_PASSWORD de .env et sudo systemctl restart cortexskills. Renseignez les lignes SMTP_* pour que les invitations et relances partent réellement.</w:t>
+        <w:t>installer-service.sh vérifie Node.js, crée l’utilisateur système cortexskills, rend app/ en lecture seule, réserve data/ au service et installe le service systemd durci (lecture seule sauf data/, sans privilège). Effacez ensuite ADMIN_PASSWORD de .env et sudo systemctl restart cortexskills. Renseignez les lignes SMTP_* pour que les invitations et relances partent réellement.</w:t>
       </w:r>
     </w:p>
     <w:p>
@@ -4998,8 +5194,8 @@
         <w:spacing w:before="320" w:after="120"/>
         <w:rPr/>
       </w:pPr>
-      <w:bookmarkStart w:id="10" w:name="__RefHeading___Toc2428_645963790"/>
-      <w:bookmarkEnd w:id="10"/>
+      <w:bookmarkStart w:id="11" w:name="__RefHeading___Toc6421_3952465195"/>
+      <w:bookmarkEnd w:id="11"/>
       <w:r>
         <w:rPr>
           <w:rFonts w:eastAsia="Montserrat" w:cs="Montserrat"/>
@@ -5072,7 +5268,7 @@
           <w:sz w:val="18"/>
           <w:szCs w:val="18"/>
         </w:rPr>
-        <w:t>30 2 * * * rsync -a /opt/cortexskills/data/ sauvegarde@stockage:/cortexskills/     # sudo crontab -e</w:t>
+        <w:t>30 2 * * * rsync -a /opt/cortexskills/data/ backup@storage:/cortexskills/     # sudo crontab -e</w:t>
       </w:r>
     </w:p>
     <w:p>
@@ -5112,7 +5308,7 @@
           <w:sz w:val="22"/>
           <w:szCs w:val="22"/>
         </w:rPr>
-        <w:t>Mise à jour : sauvegarde, puis remplacez app/, runtime/, config/ et les scripts par ceux de la nouvelle version, et relancez sudo ./installer-service.sh ; .env, data/ et licence/ sont conservés, la base est migrée au démarrage (même procédure que le chapitre 9.4 du guide client).</w:t>
+        <w:t>Mise à jour : sauvegarde, puis remplacez app/, config/ et les scripts par ceux de la nouvelle version, et relancez sudo ./installer-service.sh ; .env, data/ et licence/ sont conservés, la base est migrée au démarrage (même procédure que le chapitre 10.4 du guide client).</w:t>
       </w:r>
     </w:p>
     <w:p>
@@ -5147,8 +5343,8 @@
         <w:spacing w:before="0" w:after="240"/>
         <w:rPr/>
       </w:pPr>
-      <w:bookmarkStart w:id="11" w:name="__RefHeading___Toc2430_645963790"/>
-      <w:bookmarkEnd w:id="11"/>
+      <w:bookmarkStart w:id="12" w:name="__RefHeading___Toc6423_3952465195"/>
+      <w:bookmarkEnd w:id="12"/>
       <w:r>
         <w:rPr>
           <w:rFonts w:eastAsia="Montserrat" w:cs="Montserrat"/>
@@ -5695,8 +5891,8 @@
         <w:spacing w:before="320" w:after="120"/>
         <w:rPr/>
       </w:pPr>
-      <w:bookmarkStart w:id="12" w:name="__RefHeading___Toc2432_645963790"/>
-      <w:bookmarkEnd w:id="12"/>
+      <w:bookmarkStart w:id="13" w:name="__RefHeading___Toc6425_3952465195"/>
+      <w:bookmarkEnd w:id="13"/>
       <w:r>
         <w:rPr>
           <w:rFonts w:eastAsia="Montserrat" w:cs="Montserrat"/>
@@ -5838,8 +6034,8 @@
         <w:spacing w:before="320" w:after="120"/>
         <w:rPr/>
       </w:pPr>
-      <w:bookmarkStart w:id="13" w:name="__RefHeading___Toc2434_645963790"/>
-      <w:bookmarkEnd w:id="13"/>
+      <w:bookmarkStart w:id="14" w:name="__RefHeading___Toc6427_3952465195"/>
+      <w:bookmarkEnd w:id="14"/>
       <w:r>
         <w:rPr>
           <w:rFonts w:eastAsia="Montserrat" w:cs="Montserrat"/>
@@ -6203,8 +6399,8 @@
         <w:spacing w:before="320" w:after="120"/>
         <w:rPr/>
       </w:pPr>
-      <w:bookmarkStart w:id="14" w:name="__RefHeading___Toc2436_645963790"/>
-      <w:bookmarkEnd w:id="14"/>
+      <w:bookmarkStart w:id="15" w:name="__RefHeading___Toc6429_3952465195"/>
+      <w:bookmarkEnd w:id="15"/>
       <w:r>
         <w:rPr>
           <w:rFonts w:eastAsia="Montserrat" w:cs="Montserrat"/>
@@ -9194,8 +9390,8 @@
       <w:r>
         <w:br w:type="page"/>
       </w:r>
-      <w:bookmarkStart w:id="15" w:name="__RefHeading___Toc2438_645963790"/>
-      <w:bookmarkEnd w:id="15"/>
+      <w:bookmarkStart w:id="16" w:name="__RefHeading___Toc6431_3952465195"/>
+      <w:bookmarkEnd w:id="16"/>
       <w:r>
         <w:rPr>
           <w:rFonts w:eastAsia="Montserrat" w:cs="Montserrat"/>
@@ -9934,8 +10130,8 @@
         <w:spacing w:before="320" w:after="120"/>
         <w:rPr/>
       </w:pPr>
-      <w:bookmarkStart w:id="16" w:name="__RefHeading___Toc2440_645963790"/>
-      <w:bookmarkEnd w:id="16"/>
+      <w:bookmarkStart w:id="17" w:name="__RefHeading___Toc6433_3952465195"/>
+      <w:bookmarkEnd w:id="17"/>
       <w:r>
         <w:rPr>
           <w:rFonts w:eastAsia="Montserrat" w:cs="Montserrat"/>
@@ -11079,8 +11275,8 @@
         <w:spacing w:before="320" w:after="120"/>
         <w:rPr/>
       </w:pPr>
-      <w:bookmarkStart w:id="17" w:name="__RefHeading___Toc2442_645963790"/>
-      <w:bookmarkEnd w:id="17"/>
+      <w:bookmarkStart w:id="18" w:name="__RefHeading___Toc6435_3952465195"/>
+      <w:bookmarkEnd w:id="18"/>
       <w:r>
         <w:rPr>
           <w:rFonts w:eastAsia="Montserrat" w:cs="Montserrat"/>
@@ -11222,8 +11418,8 @@
         <w:spacing w:before="320" w:after="120"/>
         <w:rPr/>
       </w:pPr>
-      <w:bookmarkStart w:id="18" w:name="__RefHeading___Toc2444_645963790"/>
-      <w:bookmarkEnd w:id="18"/>
+      <w:bookmarkStart w:id="19" w:name="__RefHeading___Toc6437_3952465195"/>
+      <w:bookmarkEnd w:id="19"/>
       <w:r>
         <w:rPr>
           <w:rFonts w:eastAsia="Montserrat" w:cs="Montserrat"/>
@@ -11323,8 +11519,8 @@
         <w:spacing w:before="320" w:after="120"/>
         <w:rPr/>
       </w:pPr>
-      <w:bookmarkStart w:id="19" w:name="__RefHeading___Toc2446_645963790"/>
-      <w:bookmarkEnd w:id="19"/>
+      <w:bookmarkStart w:id="20" w:name="__RefHeading___Toc6439_3952465195"/>
+      <w:bookmarkEnd w:id="20"/>
       <w:r>
         <w:rPr>
           <w:rFonts w:eastAsia="Montserrat" w:cs="Montserrat"/>
@@ -11403,8 +11599,8 @@
         <w:spacing w:before="320" w:after="120"/>
         <w:rPr/>
       </w:pPr>
-      <w:bookmarkStart w:id="20" w:name="__RefHeading___Toc2448_645963790"/>
-      <w:bookmarkEnd w:id="20"/>
+      <w:bookmarkStart w:id="21" w:name="__RefHeading___Toc6441_3952465195"/>
+      <w:bookmarkEnd w:id="21"/>
       <w:r>
         <w:rPr>
           <w:rFonts w:eastAsia="Montserrat" w:cs="Montserrat"/>
@@ -11462,8 +11658,8 @@
         <w:spacing w:before="320" w:after="120"/>
         <w:rPr/>
       </w:pPr>
-      <w:bookmarkStart w:id="21" w:name="__RefHeading___Toc2450_645963790"/>
-      <w:bookmarkEnd w:id="21"/>
+      <w:bookmarkStart w:id="22" w:name="__RefHeading___Toc6443_3952465195"/>
+      <w:bookmarkEnd w:id="22"/>
       <w:r>
         <w:rPr>
           <w:rFonts w:eastAsia="Montserrat" w:cs="Montserrat"/>
@@ -11494,7 +11690,7 @@
           <w:sz w:val="22"/>
           <w:szCs w:val="22"/>
         </w:rPr>
-        <w:t>Envoyer au client : Runtime_Customer_Linux_CortexSkills_1.15.1.zip (ou ses parties) et Runtime_Customer_Linux_CortexSkills_1.15.1.zip.sha256 ; le paquet contient Guide_Installation_Runtime_Customer_Linux_CortexSkills_FR et Guide_Utilisateur_Customer_CortexSkills_FR (Word et PDF, dossier documentation/). Le paquet est le même pour tous les clients : il contient votre clé publique.</w:t>
+        <w:t>Envoyer au client : Runtime_Customer_Linux_CortexSkills_1.15.1.tar.xz et Runtime_Customer_Linux_CortexSkills_1.15.1.tar.xz.sha256, avec le guide d’installation client et le guide utilisateur client (Word et PDF, en français ou en anglais). Le paquet est le même pour tous les clients : il contient votre clé publique.</w:t>
       </w:r>
     </w:p>
     <w:p>
@@ -11572,8 +11768,8 @@
         <w:spacing w:before="0" w:after="240"/>
         <w:rPr/>
       </w:pPr>
-      <w:bookmarkStart w:id="22" w:name="__RefHeading___Toc2452_645963790"/>
-      <w:bookmarkEnd w:id="22"/>
+      <w:bookmarkStart w:id="23" w:name="__RefHeading___Toc6445_3952465195"/>
+      <w:bookmarkEnd w:id="23"/>
       <w:r>
         <w:rPr>
           <w:rFonts w:eastAsia="Montserrat" w:cs="Montserrat"/>
@@ -11603,7 +11799,7 @@
           <w:sz w:val="22"/>
           <w:szCs w:val="22"/>
         </w:rPr>
-        <w:t>Nouvelle version : vous recevez de nouveaux paquets Runtime_Editor_Linux_Windows_CortexSkills_&lt;version&gt;.zip et Runtime_Customer_Linux_CortexSkills_&lt;version&gt;.zip, construits par l’équipe de développement (le code source ne fait pas partie de cette livraison). Sur chaque installation : sauvegarde, puis remplacement de app/, runtime/ et des scripts ; .env, data/ et licence/ sont conservés et la base est migrée au démarrage. Les données de référence ne sont pas rechargées.</w:t>
+        <w:t>Nouvelle version : vous recevez de nouveaux fichiers Runtime_Editor_Linux_Windows_CortexSkills_&lt;version&gt;.zip et Runtime_Customer_Linux_CortexSkills_&lt;version&gt;.tar.xz, construits par l’équipe de développement (le code source ne fait pas partie de cette livraison). Sur chaque installation : sauvegarde, puis remplacement de app/, config/ et des scripts ; .env, data/ et licence/ sont conservés et la base est migrée au démarrage. Les données de référence ne sont pas rechargées.</w:t>
       </w:r>
     </w:p>
     <w:p>
@@ -11678,8 +11874,8 @@
         <w:spacing w:before="0" w:after="240"/>
         <w:rPr/>
       </w:pPr>
-      <w:bookmarkStart w:id="23" w:name="__RefHeading___Toc2454_645963790"/>
-      <w:bookmarkEnd w:id="23"/>
+      <w:bookmarkStart w:id="24" w:name="__RefHeading___Toc6447_3952465195"/>
+      <w:bookmarkEnd w:id="24"/>
       <w:r>
         <w:rPr>
           <w:rFonts w:eastAsia="Montserrat" w:cs="Montserrat"/>
@@ -14148,8 +14344,8 @@
         <w:spacing w:before="0" w:after="240"/>
         <w:rPr/>
       </w:pPr>
-      <w:bookmarkStart w:id="24" w:name="__RefHeading___Toc2456_645963790"/>
-      <w:bookmarkEnd w:id="24"/>
+      <w:bookmarkStart w:id="25" w:name="__RefHeading___Toc6449_3952465195"/>
+      <w:bookmarkEnd w:id="25"/>
       <w:r>
         <w:rPr>
           <w:rFonts w:eastAsia="Montserrat" w:cs="Montserrat"/>
@@ -14306,7 +14502,7 @@
                 <w:sz w:val="16"/>
                 <w:szCs w:val="16"/>
               </w:rPr>
-              <w:t>cslic : « Poste de signature non initialisé »</w:t>
+              <w:t>« Node.js 22 introuvable »</w:t>
             </w:r>
           </w:p>
         </w:tc>
@@ -14336,7 +14532,7 @@
                 <w:sz w:val="16"/>
                 <w:szCs w:val="16"/>
               </w:rPr>
-              <w:t>Clés pas encore importées sur ce poste, ou CSLIC_HOME différent.</w:t>
+              <w:t>Node.js n’est pas installé, ou la fenêtre a été ouverte avant son installation.</w:t>
             </w:r>
           </w:p>
         </w:tc>
@@ -14366,7 +14562,7 @@
                 <w:sz w:val="16"/>
                 <w:szCs w:val="16"/>
               </w:rPr>
-              <w:t>cslic importer poste-signature, ou restauration de la sauvegarde chiffrée.</w:t>
+              <w:t>Installez Node.js 22 (2.2) puis ouvrez une nouvelle fenêtre ; ou CORTEXSKILLS_NODE=&lt;chemin de node&gt;.</w:t>
             </w:r>
           </w:p>
         </w:tc>
@@ -14401,7 +14597,7 @@
                 <w:sz w:val="16"/>
                 <w:szCs w:val="16"/>
               </w:rPr>
-              <w:t>cslic creer : « déjà active pour cette organisation »</w:t>
+              <w:t>« needs Node.js 22.13 or newer »</w:t>
             </w:r>
           </w:p>
         </w:tc>
@@ -14431,7 +14627,7 @@
                 <w:sz w:val="16"/>
                 <w:szCs w:val="16"/>
               </w:rPr>
-              <w:t>Une seule licence active par organisation.</w:t>
+              <w:t>Version de Node.js trop ancienne.</w:t>
             </w:r>
           </w:p>
         </w:tc>
@@ -14461,7 +14657,7 @@
                 <w:sz w:val="16"/>
                 <w:szCs w:val="16"/>
               </w:rPr>
-              <w:t>cslic modifier L-xxxx …</w:t>
+              <w:t>Installez Node.js 22 LTS (2.2).</w:t>
             </w:r>
           </w:p>
         </w:tc>
@@ -14496,7 +14692,7 @@
                 <w:sz w:val="16"/>
                 <w:szCs w:val="16"/>
               </w:rPr>
-              <w:t>« The vendor PRIVATE key must never be on a customer server »</w:t>
+              <w:t>cslic : « Poste de signature non initialisé »</w:t>
             </w:r>
           </w:p>
         </w:tc>
@@ -14526,7 +14722,7 @@
                 <w:sz w:val="16"/>
                 <w:szCs w:val="16"/>
               </w:rPr>
-              <w:t>vendor-private.pem trouvé dans le dossier de l’application.</w:t>
+              <w:t>Clés pas encore importées sur ce poste, ou CSLIC_HOME différent.</w:t>
             </w:r>
           </w:p>
         </w:tc>
@@ -14556,7 +14752,7 @@
                 <w:sz w:val="16"/>
                 <w:szCs w:val="16"/>
               </w:rPr>
-              <w:t>Retirez-le : il ne doit exister que dans le dossier cles/ du poste de signature.</w:t>
+              <w:t>cslic importer poste-signature, ou restauration de la sauvegarde chiffrée.</w:t>
             </w:r>
           </w:p>
         </w:tc>
@@ -14591,7 +14787,7 @@
                 <w:sz w:val="16"/>
                 <w:szCs w:val="16"/>
               </w:rPr>
-              <w:t>licence-install : « signature is not valid » partout</w:t>
+              <w:t>cslic creer : « déjà active pour cette organisation »</w:t>
             </w:r>
           </w:p>
         </w:tc>
@@ -14621,7 +14817,7 @@
                 <w:sz w:val="16"/>
                 <w:szCs w:val="16"/>
               </w:rPr>
-              <w:t>Licences signées avec une autre clé que celle du paquet.</w:t>
+              <w:t>Une seule licence active par organisation.</w:t>
             </w:r>
           </w:p>
         </w:tc>
@@ -14651,7 +14847,7 @@
                 <w:sz w:val="16"/>
                 <w:szCs w:val="16"/>
               </w:rPr>
-              <w:t>Comparez les empreintes (cslic empreinte) ; voir le chapitre 7.</w:t>
+              <w:t>cslic modifier L-xxxx …</w:t>
             </w:r>
           </w:p>
         </w:tc>
@@ -14686,7 +14882,7 @@
                 <w:sz w:val="16"/>
                 <w:szCs w:val="16"/>
               </w:rPr>
-              <w:t>Premier démarrage long</w:t>
+              <w:t>« The vendor PRIVATE key must never be on a customer server »</w:t>
             </w:r>
           </w:p>
         </w:tc>
@@ -14716,7 +14912,7 @@
                 <w:sz w:val="16"/>
                 <w:szCs w:val="16"/>
               </w:rPr>
-              <w:t>Chargement des données de référence.</w:t>
+              <w:t>vendor-private.pem trouvé dans le dossier de l’application.</w:t>
             </w:r>
           </w:p>
         </w:tc>
@@ -14746,7 +14942,7 @@
                 <w:sz w:val="16"/>
                 <w:szCs w:val="16"/>
               </w:rPr>
-              <w:t>Normal (5 à 15 minutes). Ne l’interrompez pas.</w:t>
+              <w:t>Retirez-le : il ne doit exister que dans le dossier cles/ du poste de signature.</w:t>
             </w:r>
           </w:p>
         </w:tc>
@@ -14781,7 +14977,7 @@
                 <w:sz w:val="16"/>
                 <w:szCs w:val="16"/>
               </w:rPr>
-              <w:t>« Port 4000 is already in use »</w:t>
+              <w:t>licence-install : « signature is not valid » partout</w:t>
             </w:r>
           </w:p>
         </w:tc>
@@ -14811,7 +15007,7 @@
                 <w:sz w:val="16"/>
                 <w:szCs w:val="16"/>
               </w:rPr>
-              <w:t>CortexSkills déjà lancé (autre fenêtre, tâche planifiée) ou autre logiciel.</w:t>
+              <w:t>Licences signées avec une autre clé que celle du paquet.</w:t>
             </w:r>
           </w:p>
         </w:tc>
@@ -14841,7 +15037,7 @@
                 <w:sz w:val="16"/>
                 <w:szCs w:val="16"/>
               </w:rPr>
-              <w:t>Fermez l’autre instance, ou changez PORT, PUBLIC_URL et CORS_ORIGIN dans .env.</w:t>
+              <w:t>Comparez les empreintes (cslic empreinte) ; voir le chapitre 7.</w:t>
             </w:r>
           </w:p>
         </w:tc>
@@ -14876,6 +15072,196 @@
                 <w:sz w:val="16"/>
                 <w:szCs w:val="16"/>
               </w:rPr>
+              <w:t>Premier démarrage long</w:t>
+            </w:r>
+          </w:p>
+        </w:tc>
+        <w:tc>
+          <w:tcPr>
+            <w:tcW w:w="2998" w:type="dxa"/>
+            <w:tcBorders>
+              <w:top w:val="single" w:sz="4" w:space="0" w:color="E1E8F0"/>
+              <w:left w:val="single" w:sz="4" w:space="0" w:color="E1E8F0"/>
+              <w:bottom w:val="single" w:sz="4" w:space="0" w:color="E1E8F0"/>
+              <w:right w:val="single" w:sz="4" w:space="0" w:color="E1E8F0"/>
+            </w:tcBorders>
+            <w:shd w:color="auto" w:fill="FFFFFF" w:val="clear"/>
+          </w:tcPr>
+          <w:p>
+            <w:pPr>
+              <w:pStyle w:val="Normal"/>
+              <w:spacing w:before="0" w:after="20"/>
+              <w:rPr/>
+            </w:pPr>
+            <w:r>
+              <w:rPr>
+                <w:rFonts w:eastAsia="Open Sans" w:cs="Open Sans"/>
+                <w:b w:val="false"/>
+                <w:bCs w:val="false"/>
+                <w:color w:val="2C3E50"/>
+                <w:sz w:val="16"/>
+                <w:szCs w:val="16"/>
+              </w:rPr>
+              <w:t>Chargement des données de référence.</w:t>
+            </w:r>
+          </w:p>
+        </w:tc>
+        <w:tc>
+          <w:tcPr>
+            <w:tcW w:w="3444" w:type="dxa"/>
+            <w:tcBorders>
+              <w:top w:val="single" w:sz="4" w:space="0" w:color="E1E8F0"/>
+              <w:left w:val="single" w:sz="4" w:space="0" w:color="E1E8F0"/>
+              <w:bottom w:val="single" w:sz="4" w:space="0" w:color="E1E8F0"/>
+              <w:right w:val="single" w:sz="4" w:space="0" w:color="E1E8F0"/>
+            </w:tcBorders>
+            <w:shd w:color="auto" w:fill="FFFFFF" w:val="clear"/>
+          </w:tcPr>
+          <w:p>
+            <w:pPr>
+              <w:pStyle w:val="Normal"/>
+              <w:spacing w:before="0" w:after="20"/>
+              <w:rPr/>
+            </w:pPr>
+            <w:r>
+              <w:rPr>
+                <w:rFonts w:eastAsia="Open Sans" w:cs="Open Sans"/>
+                <w:b w:val="false"/>
+                <w:bCs w:val="false"/>
+                <w:color w:val="2C3E50"/>
+                <w:sz w:val="16"/>
+                <w:szCs w:val="16"/>
+              </w:rPr>
+              <w:t>Normal (5 à 15 minutes). Ne l’interrompez pas.</w:t>
+            </w:r>
+          </w:p>
+        </w:tc>
+      </w:tr>
+      <w:tr>
+        <w:trPr>
+          <w:cantSplit w:val="true"/>
+        </w:trPr>
+        <w:tc>
+          <w:tcPr>
+            <w:tcW w:w="3196" w:type="dxa"/>
+            <w:tcBorders>
+              <w:top w:val="single" w:sz="4" w:space="0" w:color="E1E8F0"/>
+              <w:left w:val="single" w:sz="4" w:space="0" w:color="E1E8F0"/>
+              <w:bottom w:val="single" w:sz="4" w:space="0" w:color="E1E8F0"/>
+              <w:right w:val="single" w:sz="4" w:space="0" w:color="E1E8F0"/>
+            </w:tcBorders>
+            <w:shd w:color="auto" w:fill="F5F8FB" w:val="clear"/>
+          </w:tcPr>
+          <w:p>
+            <w:pPr>
+              <w:pStyle w:val="Normal"/>
+              <w:spacing w:before="0" w:after="20"/>
+              <w:rPr/>
+            </w:pPr>
+            <w:r>
+              <w:rPr>
+                <w:rFonts w:eastAsia="Open Sans" w:cs="Open Sans"/>
+                <w:b w:val="false"/>
+                <w:bCs w:val="false"/>
+                <w:color w:val="2C3E50"/>
+                <w:sz w:val="16"/>
+                <w:szCs w:val="16"/>
+              </w:rPr>
+              <w:t>« Port 4000 is already in use »</w:t>
+            </w:r>
+          </w:p>
+        </w:tc>
+        <w:tc>
+          <w:tcPr>
+            <w:tcW w:w="2998" w:type="dxa"/>
+            <w:tcBorders>
+              <w:top w:val="single" w:sz="4" w:space="0" w:color="E1E8F0"/>
+              <w:left w:val="single" w:sz="4" w:space="0" w:color="E1E8F0"/>
+              <w:bottom w:val="single" w:sz="4" w:space="0" w:color="E1E8F0"/>
+              <w:right w:val="single" w:sz="4" w:space="0" w:color="E1E8F0"/>
+            </w:tcBorders>
+            <w:shd w:color="auto" w:fill="F5F8FB" w:val="clear"/>
+          </w:tcPr>
+          <w:p>
+            <w:pPr>
+              <w:pStyle w:val="Normal"/>
+              <w:spacing w:before="0" w:after="20"/>
+              <w:rPr/>
+            </w:pPr>
+            <w:r>
+              <w:rPr>
+                <w:rFonts w:eastAsia="Open Sans" w:cs="Open Sans"/>
+                <w:b w:val="false"/>
+                <w:bCs w:val="false"/>
+                <w:color w:val="2C3E50"/>
+                <w:sz w:val="16"/>
+                <w:szCs w:val="16"/>
+              </w:rPr>
+              <w:t>CortexSkills déjà lancé (autre fenêtre, tâche planifiée) ou autre logiciel.</w:t>
+            </w:r>
+          </w:p>
+        </w:tc>
+        <w:tc>
+          <w:tcPr>
+            <w:tcW w:w="3444" w:type="dxa"/>
+            <w:tcBorders>
+              <w:top w:val="single" w:sz="4" w:space="0" w:color="E1E8F0"/>
+              <w:left w:val="single" w:sz="4" w:space="0" w:color="E1E8F0"/>
+              <w:bottom w:val="single" w:sz="4" w:space="0" w:color="E1E8F0"/>
+              <w:right w:val="single" w:sz="4" w:space="0" w:color="E1E8F0"/>
+            </w:tcBorders>
+            <w:shd w:color="auto" w:fill="F5F8FB" w:val="clear"/>
+          </w:tcPr>
+          <w:p>
+            <w:pPr>
+              <w:pStyle w:val="Normal"/>
+              <w:spacing w:before="0" w:after="20"/>
+              <w:rPr/>
+            </w:pPr>
+            <w:r>
+              <w:rPr>
+                <w:rFonts w:eastAsia="Open Sans" w:cs="Open Sans"/>
+                <w:b w:val="false"/>
+                <w:bCs w:val="false"/>
+                <w:color w:val="2C3E50"/>
+                <w:sz w:val="16"/>
+                <w:szCs w:val="16"/>
+              </w:rPr>
+              <w:t>Fermez l’autre instance, ou changez PORT, PUBLIC_URL et CORS_ORIGIN dans .env.</w:t>
+            </w:r>
+          </w:p>
+        </w:tc>
+      </w:tr>
+      <w:tr>
+        <w:trPr>
+          <w:cantSplit w:val="true"/>
+        </w:trPr>
+        <w:tc>
+          <w:tcPr>
+            <w:tcW w:w="3196" w:type="dxa"/>
+            <w:tcBorders>
+              <w:top w:val="single" w:sz="4" w:space="0" w:color="E1E8F0"/>
+              <w:left w:val="single" w:sz="4" w:space="0" w:color="E1E8F0"/>
+              <w:bottom w:val="single" w:sz="4" w:space="0" w:color="E1E8F0"/>
+              <w:right w:val="single" w:sz="4" w:space="0" w:color="E1E8F0"/>
+            </w:tcBorders>
+            <w:shd w:color="auto" w:fill="FFFFFF" w:val="clear"/>
+          </w:tcPr>
+          <w:p>
+            <w:pPr>
+              <w:pStyle w:val="Normal"/>
+              <w:spacing w:before="0" w:after="20"/>
+              <w:rPr/>
+            </w:pPr>
+            <w:r>
+              <w:rPr>
+                <w:rFonts w:eastAsia="Open Sans" w:cs="Open Sans"/>
+                <w:b w:val="false"/>
+                <w:bCs w:val="false"/>
+                <w:color w:val="2C3E50"/>
+                <w:sz w:val="16"/>
+                <w:szCs w:val="16"/>
+              </w:rPr>
               <w:t>Windows : « Windows a protégé votre ordinateur » (SmartScreen)</w:t>
             </w:r>
           </w:p>
@@ -14936,7 +15322,7 @@
                 <w:sz w:val="16"/>
                 <w:szCs w:val="16"/>
               </w:rPr>
-              <w:t>Unblock-File sur le zip avant de le décompresser (2.2), ou Get-ChildItem -Recurse | Unblock-File dans le dossier.</w:t>
+              <w:t>Unblock-File sur le zip avant de le décompresser (2.3), ou Get-ChildItem -Recurse | Unblock-File dans le dossier.</w:t>
             </w:r>
           </w:p>
         </w:tc>
@@ -15334,8 +15720,8 @@
       <w:r>
         <w:br w:type="page"/>
       </w:r>
-      <w:bookmarkStart w:id="25" w:name="__RefHeading___Toc2458_645963790"/>
-      <w:bookmarkEnd w:id="25"/>
+      <w:bookmarkStart w:id="26" w:name="__RefHeading___Toc6451_3952465195"/>
+      <w:bookmarkEnd w:id="26"/>
       <w:r>
         <w:rPr>
           <w:rFonts w:eastAsia="Montserrat" w:cs="Montserrat"/>
@@ -15712,7 +16098,7 @@
                 <w:sz w:val="16"/>
                 <w:szCs w:val="16"/>
               </w:rPr>
-              <w:t>cortexskills start · version · secrets · backup · restore [fichier]</w:t>
+              <w:t>cortexskills start · version · secrets · backup · restore [file]</w:t>
             </w:r>
           </w:p>
         </w:tc>
@@ -16033,6 +16419,23 @@
         </w:tc>
       </w:tr>
     </w:tbl>
+    <w:p>
+      <w:pPr>
+        <w:pStyle w:val="Normal"/>
+        <w:spacing w:lineRule="auto" w:line="288" w:before="0" w:after="160"/>
+        <w:jc w:val="left"/>
+        <w:rPr/>
+      </w:pPr>
+      <w:r>
+        <w:rPr>
+          <w:rFonts w:eastAsia="Open Sans" w:cs="Open Sans"/>
+          <w:color w:val="5A6B7B"/>
+          <w:sz w:val="20"/>
+          <w:szCs w:val="20"/>
+        </w:rPr>
+        <w:t>Utilisation de l’application côté éditeur (organisations, tarifs, licences à l’écran, organisations de référence) : Guide_Utilisateur_Editor_CortexSkills_FR.</w:t>
+      </w:r>
+    </w:p>
     <w:sectPr>
       <w:headerReference w:type="even" r:id="rId3"/>
       <w:headerReference w:type="default" r:id="rId4"/>
